--- a/assets/konspekty/common/warsztaty_duchowe/attach@cel_wychowania_duchowego_zhp_statut.docx
+++ b/assets/konspekty/common/warsztaty_duchowe/attach@cel_wychowania_duchowego_zhp_statut.docx
@@ -34,7 +34,8 @@
       </w:r>
       <w:r>
         <w:rPr>
-          <w:b/>
+          <w:b w:val="false"/>
+          <w:bCs w:val="false"/>
           <w:sz w:val="28"/>
           <w:szCs w:val="28"/>
         </w:rPr>
@@ -213,42 +214,7 @@
           <w:sz w:val="28"/>
           <w:szCs w:val="28"/>
         </w:rPr>
-        <w:t xml:space="preserve">normy moralne wywodzące się z uniwersalnych, </w:t>
-      </w:r>
-      <w:r>
-        <w:rPr>
-          <w:sz w:val="28"/>
-          <w:szCs w:val="28"/>
-        </w:rPr>
-        <w:t xml:space="preserve">etycznych wartości </w:t>
-      </w:r>
-      <w:r>
-        <w:rPr>
-          <w:sz w:val="28"/>
-          <w:szCs w:val="28"/>
-        </w:rPr>
-        <w:t>kultur</w:t>
-      </w:r>
-      <w:r>
-        <w:rPr>
-          <w:sz w:val="28"/>
-          <w:szCs w:val="28"/>
-        </w:rPr>
-        <w:t>y europejskiej</w:t>
-      </w:r>
-      <w:r>
-        <w:rPr>
-          <w:sz w:val="28"/>
-          <w:szCs w:val="28"/>
-        </w:rPr>
-        <w:t xml:space="preserve"> </w:t>
-      </w:r>
-      <w:r>
-        <w:rPr>
-          <w:sz w:val="28"/>
-          <w:szCs w:val="28"/>
-        </w:rPr>
-        <w:t xml:space="preserve">opartych na dziedzictwie </w:t>
+        <w:t xml:space="preserve">normy moralne wywodzące się z uniwersalnych, etycznych wartości kultury europejskiej opartych na dziedzictwie </w:t>
       </w:r>
       <w:r>
         <w:rPr>
@@ -672,15 +638,7 @@
     <w:bookmarkEnd w:id="0"/>
     <w:r>
       <w:rPr/>
-      <w:t xml:space="preserve">§ </w:t>
-    </w:r>
-    <w:r>
-      <w:rPr/>
-      <w:t>5</w:t>
-    </w:r>
-    <w:r>
-      <w:rPr/>
-      <w:t xml:space="preserve"> statutu ZHP</w:t>
+      <w:t>§ 5 statutu ZHP</w:t>
     </w:r>
   </w:p>
 </w:hdr>
@@ -699,15 +657,7 @@
     <w:bookmarkEnd w:id="1"/>
     <w:r>
       <w:rPr/>
-      <w:t xml:space="preserve">§ </w:t>
-    </w:r>
-    <w:r>
-      <w:rPr/>
-      <w:t>5</w:t>
-    </w:r>
-    <w:r>
-      <w:rPr/>
-      <w:t xml:space="preserve"> statutu ZHP</w:t>
+      <w:t>§ 5 statutu ZHP</w:t>
     </w:r>
   </w:p>
 </w:hdr>
@@ -1142,6 +1092,7 @@
     <w:qFormat/>
     <w:pPr>
       <w:widowControl/>
+      <w:suppressAutoHyphens w:val="true"/>
       <w:bidi w:val="0"/>
       <w:spacing w:lineRule="auto" w:line="276" w:before="0" w:after="0"/>
       <w:jc w:val="start"/>
@@ -1321,6 +1272,7 @@
     <w:qFormat/>
     <w:pPr>
       <w:widowControl/>
+      <w:suppressAutoHyphens w:val="true"/>
       <w:bidi w:val="0"/>
       <w:spacing w:lineRule="auto" w:line="276" w:before="0" w:after="0"/>
       <w:jc w:val="start"/>
@@ -1396,34 +1348,34 @@
         <a:srgbClr val="000000"/>
       </a:dk1>
       <a:lt1>
-        <a:srgbClr val="ffffff"/>
+        <a:srgbClr val="FFFFFF"/>
       </a:lt1>
       <a:dk2>
-        <a:srgbClr val="1f497d"/>
+        <a:srgbClr val="1F497D"/>
       </a:dk2>
       <a:lt2>
-        <a:srgbClr val="eeece1"/>
+        <a:srgbClr val="EEECE1"/>
       </a:lt2>
       <a:accent1>
-        <a:srgbClr val="4f81bd"/>
+        <a:srgbClr val="4F81BD"/>
       </a:accent1>
       <a:accent2>
-        <a:srgbClr val="c0504d"/>
+        <a:srgbClr val="C0504D"/>
       </a:accent2>
       <a:accent3>
-        <a:srgbClr val="9bbb59"/>
+        <a:srgbClr val="9BBB59"/>
       </a:accent3>
       <a:accent4>
-        <a:srgbClr val="8064a2"/>
+        <a:srgbClr val="8064A2"/>
       </a:accent4>
       <a:accent5>
-        <a:srgbClr val="4bacc6"/>
+        <a:srgbClr val="4BACC6"/>
       </a:accent5>
       <a:accent6>
-        <a:srgbClr val="f79646"/>
+        <a:srgbClr val="F79646"/>
       </a:accent6>
       <a:hlink>
-        <a:srgbClr val="0000ff"/>
+        <a:srgbClr val="0000FF"/>
       </a:hlink>
       <a:folHlink>
         <a:srgbClr val="800080"/>
